--- a/outputs/PathwayBench_Supplementary.docx
+++ b/outputs/PathwayBench_Supplementary.docx
@@ -11,6 +11,19 @@
           <w:color w:val="000000"/>
         </w:rPr>
         <w:t>PathwayBench — Supplementary Information</w:t>
+      </w:r>
+    </w:p>
+    <w:p>
+      <w:pPr>
+        <w:pStyle w:val="Heading2"/>
+      </w:pPr>
+      <w:r>
+        <w:t>Data and code availability</w:t>
+      </w:r>
+    </w:p>
+    <w:p>
+      <w:r>
+        <w:t>This supplementary information accompanies the Zenodo deposit at https://doi.org/10.5281/zenodo.19503595, which contains all pseudobulk matrices, evaluation results, figures, and source code. The GitHub development repository is at https://github.com/fadhlyemen/PathwayBench.</w:t>
       </w:r>
     </w:p>
     <w:p>
@@ -1787,6 +1800,29 @@
         <w:t>Per-pathway disease-vs-control effect sizes for dcm_heart. Bar heights show Cohen's d for each method (sum + log2CPM normalization), faceted by pathway and cell type.</w:t>
       </w:r>
     </w:p>
+    <w:p>
+      <w:r>
+        <w:rPr>
+          <w:sz w:val="22"/>
+        </w:rPr>
+        <w:t>Supplementary Table S1 — CZ CELLxGENE Discover dataset accession identifiers:</w:t>
+        <w:br/>
+        <w:t xml:space="preserve">  ad_brain: 85c60876-7f35-40c5-a256-7808d84c6ba5, 9813a1d4-d107-459e-9b2e-7687be935f69</w:t>
+        <w:br/>
+        <w:t xml:space="preserve">  covid_blood: 5e717147-0f75-4de1-8bd2-6fda01b8d75f</w:t>
+        <w:br/>
+        <w:t xml:space="preserve">  covid_lung: 9f222629-9e39-47d0-b83f-e08d610c7479</w:t>
+        <w:br/>
+        <w:t xml:space="preserve">  dcm_heart: 65badd7a-9262-4fd1-9ce2-eb5dc0ca8039</w:t>
+        <w:br/>
+        <w:t xml:space="preserve">  ipf_lung: 9f222629-9e39-47d0-b83f-e08d610c7479</w:t>
+        <w:br/>
+        <w:t xml:space="preserve">  pd_brain: d3cb449b-c2b1-4b50-a7f1-21203535fe61</w:t>
+        <w:br/>
+        <w:t xml:space="preserve">  sle_blood: 218acb0f-9f2f-4f76-b90b-15a4b7c7f629</w:t>
+        <w:br/>
+      </w:r>
+    </w:p>
     <w:sectPr>
       <w:pgSz w:w="12240" w:h="15840"/>
       <w:pgMar w:top="1440" w:right="1800" w:bottom="1440" w:left="1800" w:header="720" w:footer="720" w:gutter="0"/>
